--- a/docs/Analysis_Report.docx
+++ b/docs/Analysis_Report.docx
@@ -4,12 +4,13 @@
   <w:body>
     <w:p>
       <w:pPr>
+        <w:jc w:val="center"/>
         <w:rPr>
           <w:rFonts w:ascii="Times New Roman" w:hAnsi="Times New Roman" w:cs="Times New Roman"/>
           <w:b/>
           <w:bCs/>
-          <w:sz w:val="26"/>
-          <w:szCs w:val="26"/>
+          <w:sz w:val="32"/>
+          <w:szCs w:val="32"/>
           <w:lang w:val="id-ID"/>
         </w:rPr>
       </w:pPr>
@@ -18,37 +19,1499 @@
           <w:rFonts w:ascii="Times New Roman" w:hAnsi="Times New Roman" w:cs="Times New Roman"/>
           <w:b/>
           <w:bCs/>
-          <w:sz w:val="26"/>
-          <w:szCs w:val="26"/>
-          <w:lang w:val="id-ID"/>
-        </w:rPr>
-        <w:t xml:space="preserve">THE VAULT </w:t>
-      </w:r>
-      <w:r>
-        <w:rPr>
-          <w:rFonts w:ascii="Times New Roman" w:hAnsi="Times New Roman" w:cs="Times New Roman"/>
-          <w:b/>
-          <w:bCs/>
-          <w:sz w:val="26"/>
-          <w:szCs w:val="26"/>
-          <w:lang w:val="id-ID"/>
-        </w:rPr>
-        <w:t>-</w:t>
-      </w:r>
-      <w:r>
-        <w:rPr>
-          <w:rFonts w:ascii="Times New Roman" w:hAnsi="Times New Roman" w:cs="Times New Roman"/>
-          <w:b/>
-          <w:bCs/>
-          <w:sz w:val="26"/>
-          <w:szCs w:val="26"/>
-          <w:lang w:val="id-ID"/>
-        </w:rPr>
-        <w:t xml:space="preserve"> THEORETICAL ANALYSIS REPORT</w:t>
+          <w:sz w:val="32"/>
+          <w:szCs w:val="32"/>
+          <w:lang w:val="id-ID"/>
+        </w:rPr>
+        <w:t>BỘ KHOA HỌC VÀ CÔNG NGHỆ</w:t>
       </w:r>
     </w:p>
     <w:p>
       <w:pPr>
+        <w:jc w:val="center"/>
+        <w:rPr>
+          <w:rFonts w:ascii="Times New Roman" w:hAnsi="Times New Roman" w:cs="Times New Roman"/>
+          <w:b/>
+          <w:bCs/>
+          <w:sz w:val="32"/>
+          <w:szCs w:val="32"/>
+          <w:lang w:val="id-ID"/>
+        </w:rPr>
+      </w:pPr>
+      <w:r>
+        <w:rPr>
+          <w:rFonts w:ascii="Times New Roman" w:hAnsi="Times New Roman" w:cs="Times New Roman"/>
+          <w:b/>
+          <w:bCs/>
+          <w:sz w:val="32"/>
+          <w:szCs w:val="32"/>
+          <w:lang w:val="id-ID"/>
+        </w:rPr>
+        <w:t>HỌC VIỆN CÔNG NGHỆ BƯU CHÍNH VIỄN THÔNG</w:t>
+      </w:r>
+    </w:p>
+    <w:p>
+      <w:pPr>
+        <w:jc w:val="center"/>
+        <w:rPr>
+          <w:rFonts w:ascii="Times New Roman" w:hAnsi="Times New Roman" w:cs="Times New Roman"/>
+          <w:b/>
+          <w:bCs/>
+          <w:sz w:val="26"/>
+          <w:szCs w:val="26"/>
+          <w:lang w:val="id-ID"/>
+        </w:rPr>
+      </w:pPr>
+      <w:r>
+        <w:rPr>
+          <w:rFonts w:ascii="Times New Roman" w:hAnsi="Times New Roman" w:cs="Times New Roman"/>
+          <w:b/>
+          <w:bCs/>
+          <w:sz w:val="26"/>
+          <w:szCs w:val="26"/>
+          <w:lang w:val="id-ID"/>
+        </w:rPr>
+        <w:t>-----------------------------</w:t>
+      </w:r>
+    </w:p>
+    <w:p>
+      <w:pPr>
+        <w:jc w:val="center"/>
+        <w:rPr>
+          <w:rFonts w:ascii="Times New Roman" w:hAnsi="Times New Roman" w:cs="Times New Roman"/>
+          <w:b/>
+          <w:bCs/>
+          <w:sz w:val="26"/>
+          <w:szCs w:val="26"/>
+          <w:lang w:val="id-ID"/>
+        </w:rPr>
+      </w:pPr>
+      <w:r>
+        <w:rPr>
+          <w:rFonts w:ascii="Times New Roman" w:hAnsi="Times New Roman" w:cs="Times New Roman"/>
+          <w:b/>
+          <w:bCs/>
+          <w:sz w:val="26"/>
+          <w:szCs w:val="26"/>
+          <w:lang w:val="id-ID"/>
+        </w:rPr>
+        <w:drawing>
+          <wp:inline distT="0" distB="0" distL="0" distR="0" wp14:anchorId="31736B7E" wp14:editId="6CEA6FEC">
+            <wp:extent cx="1188720" cy="1188720"/>
+            <wp:effectExtent l="0" t="0" r="0" b="0"/>
+            <wp:docPr id="1542116149" name="Picture 2"/>
+            <wp:cNvGraphicFramePr>
+              <a:graphicFrameLocks xmlns:a="http://schemas.openxmlformats.org/drawingml/2006/main" noChangeAspect="1"/>
+            </wp:cNvGraphicFramePr>
+            <a:graphic xmlns:a="http://schemas.openxmlformats.org/drawingml/2006/main">
+              <a:graphicData uri="http://schemas.openxmlformats.org/drawingml/2006/picture">
+                <pic:pic xmlns:pic="http://schemas.openxmlformats.org/drawingml/2006/picture">
+                  <pic:nvPicPr>
+                    <pic:cNvPr id="0" name="Picture 6"/>
+                    <pic:cNvPicPr>
+                      <a:picLocks noChangeAspect="1" noChangeArrowheads="1"/>
+                    </pic:cNvPicPr>
+                  </pic:nvPicPr>
+                  <pic:blipFill>
+                    <a:blip r:embed="rId6">
+                      <a:extLst>
+                        <a:ext uri="{28A0092B-C50C-407E-A947-70E740481C1C}">
+                          <a14:useLocalDpi xmlns:a14="http://schemas.microsoft.com/office/drawing/2010/main" val="0"/>
+                        </a:ext>
+                      </a:extLst>
+                    </a:blip>
+                    <a:srcRect/>
+                    <a:stretch>
+                      <a:fillRect/>
+                    </a:stretch>
+                  </pic:blipFill>
+                  <pic:spPr bwMode="auto">
+                    <a:xfrm>
+                      <a:off x="0" y="0"/>
+                      <a:ext cx="1188720" cy="1188720"/>
+                    </a:xfrm>
+                    <a:prstGeom prst="rect">
+                      <a:avLst/>
+                    </a:prstGeom>
+                    <a:noFill/>
+                    <a:ln>
+                      <a:noFill/>
+                    </a:ln>
+                  </pic:spPr>
+                </pic:pic>
+              </a:graphicData>
+            </a:graphic>
+          </wp:inline>
+        </w:drawing>
+      </w:r>
+    </w:p>
+    <w:p>
+      <w:pPr>
+        <w:jc w:val="center"/>
+        <w:rPr>
+          <w:rFonts w:ascii="Times New Roman" w:hAnsi="Times New Roman" w:cs="Times New Roman"/>
+          <w:b/>
+          <w:bCs/>
+          <w:sz w:val="26"/>
+          <w:szCs w:val="26"/>
+          <w:lang w:val="id-ID"/>
+        </w:rPr>
+      </w:pPr>
+    </w:p>
+    <w:p>
+      <w:pPr>
+        <w:jc w:val="center"/>
+        <w:rPr>
+          <w:rFonts w:ascii="Times New Roman" w:hAnsi="Times New Roman" w:cs="Times New Roman"/>
+          <w:b/>
+          <w:bCs/>
+          <w:sz w:val="72"/>
+          <w:szCs w:val="72"/>
+          <w:lang w:val="id-ID"/>
+        </w:rPr>
+      </w:pPr>
+      <w:r>
+        <w:rPr>
+          <w:rFonts w:ascii="Times New Roman" w:hAnsi="Times New Roman" w:cs="Times New Roman"/>
+          <w:b/>
+          <w:bCs/>
+          <w:sz w:val="72"/>
+          <w:szCs w:val="72"/>
+          <w:lang w:val="id-ID"/>
+        </w:rPr>
+        <w:t xml:space="preserve">BÁO CÁO </w:t>
+      </w:r>
+      <w:r>
+        <w:rPr>
+          <w:rFonts w:ascii="Times New Roman" w:hAnsi="Times New Roman" w:cs="Times New Roman"/>
+          <w:b/>
+          <w:bCs/>
+          <w:sz w:val="72"/>
+          <w:szCs w:val="72"/>
+          <w:lang w:val="id-ID"/>
+        </w:rPr>
+        <w:br/>
+        <w:t>ĐỒ ÁN MÔN HỌC</w:t>
+      </w:r>
+    </w:p>
+    <w:p>
+      <w:pPr>
+        <w:jc w:val="center"/>
+        <w:rPr>
+          <w:rFonts w:ascii="Times New Roman" w:hAnsi="Times New Roman" w:cs="Times New Roman"/>
+          <w:b/>
+          <w:bCs/>
+          <w:sz w:val="26"/>
+          <w:szCs w:val="26"/>
+          <w:lang w:val="id-ID"/>
+        </w:rPr>
+      </w:pPr>
+      <w:r>
+        <w:rPr>
+          <w:rFonts w:ascii="Times New Roman" w:hAnsi="Times New Roman" w:cs="Times New Roman"/>
+          <w:b/>
+          <w:bCs/>
+          <w:sz w:val="26"/>
+          <w:szCs w:val="26"/>
+          <w:lang w:val="id-ID"/>
+        </w:rPr>
+        <w:br/>
+      </w:r>
+    </w:p>
+    <w:p>
+      <w:pPr>
+        <w:jc w:val="center"/>
+        <w:rPr>
+          <w:rFonts w:ascii="Times New Roman" w:hAnsi="Times New Roman" w:cs="Times New Roman"/>
+          <w:b/>
+          <w:bCs/>
+          <w:sz w:val="32"/>
+          <w:szCs w:val="32"/>
+          <w:lang w:val="id-ID"/>
+        </w:rPr>
+      </w:pPr>
+      <w:r>
+        <w:rPr>
+          <w:rFonts w:ascii="Times New Roman" w:hAnsi="Times New Roman" w:cs="Times New Roman"/>
+          <w:b/>
+          <w:bCs/>
+          <w:sz w:val="32"/>
+          <w:szCs w:val="32"/>
+          <w:lang w:val="id-ID"/>
+        </w:rPr>
+        <w:t>ĐỀ TÀI:</w:t>
+      </w:r>
+    </w:p>
+    <w:p>
+      <w:pPr>
+        <w:jc w:val="center"/>
+        <w:rPr>
+          <w:rFonts w:ascii="Times New Roman" w:hAnsi="Times New Roman" w:cs="Times New Roman"/>
+          <w:b/>
+          <w:bCs/>
+          <w:sz w:val="32"/>
+          <w:szCs w:val="32"/>
+          <w:lang w:val="id-ID"/>
+        </w:rPr>
+      </w:pPr>
+      <w:r>
+        <w:rPr>
+          <w:rFonts w:ascii="Times New Roman" w:hAnsi="Times New Roman" w:cs="Times New Roman"/>
+          <w:b/>
+          <w:bCs/>
+          <w:sz w:val="32"/>
+          <w:szCs w:val="32"/>
+          <w:lang w:val="id-ID"/>
+        </w:rPr>
+        <w:t>PROJECT #103. SHAMIR’S SECRET SHARING FOR DB CREDENTIALS</w:t>
+      </w:r>
+      <w:r>
+        <w:rPr>
+          <w:rFonts w:ascii="Times New Roman" w:hAnsi="Times New Roman" w:cs="Times New Roman"/>
+          <w:b/>
+          <w:bCs/>
+          <w:sz w:val="32"/>
+          <w:szCs w:val="32"/>
+          <w:lang w:val="id-ID"/>
+        </w:rPr>
+        <w:t xml:space="preserve">  </w:t>
+      </w:r>
+    </w:p>
+    <w:p>
+      <w:pPr>
+        <w:jc w:val="center"/>
+        <w:rPr>
+          <w:rFonts w:ascii="Times New Roman" w:hAnsi="Times New Roman" w:cs="Times New Roman"/>
+          <w:b/>
+          <w:bCs/>
+          <w:sz w:val="32"/>
+          <w:szCs w:val="32"/>
+          <w:lang w:val="id-ID"/>
+        </w:rPr>
+      </w:pPr>
+      <w:r>
+        <w:rPr>
+          <w:rFonts w:ascii="Times New Roman" w:hAnsi="Times New Roman" w:cs="Times New Roman"/>
+          <w:b/>
+          <w:bCs/>
+          <w:sz w:val="32"/>
+          <w:szCs w:val="32"/>
+          <w:lang w:val="id-ID"/>
+        </w:rPr>
+        <w:t>ANALYSIS REPORT</w:t>
+      </w:r>
+    </w:p>
+    <w:p>
+      <w:pPr>
+        <w:jc w:val="center"/>
+        <w:rPr>
+          <w:rFonts w:ascii="Times New Roman" w:hAnsi="Times New Roman" w:cs="Times New Roman"/>
+          <w:b/>
+          <w:bCs/>
+          <w:sz w:val="32"/>
+          <w:szCs w:val="32"/>
+          <w:lang w:val="id-ID"/>
+        </w:rPr>
+      </w:pPr>
+    </w:p>
+    <w:p>
+      <w:pPr>
+        <w:jc w:val="center"/>
+        <w:rPr>
+          <w:rFonts w:ascii="Times New Roman" w:hAnsi="Times New Roman" w:cs="Times New Roman"/>
+          <w:b/>
+          <w:bCs/>
+          <w:sz w:val="26"/>
+          <w:szCs w:val="26"/>
+          <w:lang w:val="id-ID"/>
+        </w:rPr>
+      </w:pPr>
+    </w:p>
+    <w:p>
+      <w:pPr>
+        <w:jc w:val="center"/>
+        <w:rPr>
+          <w:rFonts w:ascii="Times New Roman" w:hAnsi="Times New Roman" w:cs="Times New Roman"/>
+          <w:b/>
+          <w:bCs/>
+          <w:sz w:val="26"/>
+          <w:szCs w:val="26"/>
+          <w:lang w:val="id-ID"/>
+        </w:rPr>
+      </w:pPr>
+    </w:p>
+    <w:p>
+      <w:pPr>
+        <w:jc w:val="center"/>
+        <w:rPr>
+          <w:rFonts w:ascii="Times New Roman" w:hAnsi="Times New Roman" w:cs="Times New Roman"/>
+          <w:b/>
+          <w:bCs/>
+          <w:sz w:val="26"/>
+          <w:szCs w:val="26"/>
+          <w:lang w:val="id-ID"/>
+        </w:rPr>
+      </w:pPr>
+    </w:p>
+    <w:p>
+      <w:pPr>
+        <w:jc w:val="center"/>
+        <w:rPr>
+          <w:rFonts w:ascii="Times New Roman" w:hAnsi="Times New Roman" w:cs="Times New Roman"/>
+          <w:b/>
+          <w:bCs/>
+          <w:sz w:val="26"/>
+          <w:szCs w:val="26"/>
+          <w:lang w:val="id-ID"/>
+        </w:rPr>
+      </w:pPr>
+    </w:p>
+    <w:p>
+      <w:pPr>
+        <w:rPr>
+          <w:rFonts w:ascii="Times New Roman" w:hAnsi="Times New Roman" w:cs="Times New Roman"/>
+          <w:b/>
+          <w:bCs/>
+          <w:sz w:val="26"/>
+          <w:szCs w:val="26"/>
+          <w:lang w:val="id-ID"/>
+        </w:rPr>
+      </w:pPr>
+      <w:r>
+        <w:rPr>
+          <w:rFonts w:ascii="Times New Roman" w:hAnsi="Times New Roman" w:cs="Times New Roman"/>
+          <w:b/>
+          <w:bCs/>
+          <w:sz w:val="26"/>
+          <w:szCs w:val="26"/>
+          <w:lang w:val="id-ID"/>
+        </w:rPr>
+        <w:t xml:space="preserve">Môn học: </w:t>
+      </w:r>
+      <w:r>
+        <w:rPr>
+          <w:rFonts w:ascii="Times New Roman" w:hAnsi="Times New Roman" w:cs="Times New Roman"/>
+          <w:b/>
+          <w:bCs/>
+          <w:sz w:val="26"/>
+          <w:szCs w:val="26"/>
+          <w:lang w:val="id-ID"/>
+        </w:rPr>
+        <w:t>Cơ Sở Dữ Liệu Phân Tán</w:t>
+      </w:r>
+    </w:p>
+    <w:p>
+      <w:pPr>
+        <w:rPr>
+          <w:rFonts w:ascii="Times New Roman" w:hAnsi="Times New Roman" w:cs="Times New Roman"/>
+          <w:b/>
+          <w:bCs/>
+          <w:sz w:val="26"/>
+          <w:szCs w:val="26"/>
+          <w:lang w:val="id-ID"/>
+        </w:rPr>
+      </w:pPr>
+      <w:r>
+        <w:rPr>
+          <w:rFonts w:ascii="Times New Roman" w:hAnsi="Times New Roman" w:cs="Times New Roman"/>
+          <w:b/>
+          <w:bCs/>
+          <w:sz w:val="26"/>
+          <w:szCs w:val="26"/>
+          <w:lang w:val="id-ID"/>
+        </w:rPr>
+        <w:t>Giảng viên</w:t>
+      </w:r>
+      <w:r>
+        <w:rPr>
+          <w:rFonts w:ascii="Times New Roman" w:hAnsi="Times New Roman" w:cs="Times New Roman"/>
+          <w:b/>
+          <w:bCs/>
+          <w:sz w:val="26"/>
+          <w:szCs w:val="26"/>
+          <w:lang w:val="id-ID"/>
+        </w:rPr>
+        <w:t>: Lê Hà Thanh</w:t>
+      </w:r>
+    </w:p>
+    <w:p>
+      <w:pPr>
+        <w:rPr>
+          <w:rFonts w:ascii="Times New Roman" w:hAnsi="Times New Roman" w:cs="Times New Roman"/>
+          <w:b/>
+          <w:bCs/>
+          <w:sz w:val="26"/>
+          <w:szCs w:val="26"/>
+          <w:lang w:val="id-ID"/>
+        </w:rPr>
+      </w:pPr>
+      <w:r>
+        <w:rPr>
+          <w:rFonts w:ascii="Times New Roman" w:hAnsi="Times New Roman" w:cs="Times New Roman"/>
+          <w:b/>
+          <w:bCs/>
+          <w:sz w:val="26"/>
+          <w:szCs w:val="26"/>
+          <w:lang w:val="id-ID"/>
+        </w:rPr>
+        <w:t>Thực hiện bởi sinh viên</w:t>
+      </w:r>
+      <w:r>
+        <w:rPr>
+          <w:rFonts w:ascii="Times New Roman" w:hAnsi="Times New Roman" w:cs="Times New Roman"/>
+          <w:b/>
+          <w:bCs/>
+          <w:sz w:val="26"/>
+          <w:szCs w:val="26"/>
+          <w:lang w:val="id-ID"/>
+        </w:rPr>
+        <w:t>: Bùi Kiếm Khoa N23DCCN029 D23CQCN01-N</w:t>
+      </w:r>
+    </w:p>
+    <w:p>
+      <w:pPr>
+        <w:rPr>
+          <w:rFonts w:ascii="Times New Roman" w:hAnsi="Times New Roman" w:cs="Times New Roman"/>
+          <w:b/>
+          <w:bCs/>
+          <w:sz w:val="26"/>
+          <w:szCs w:val="26"/>
+          <w:lang w:val="id-ID"/>
+        </w:rPr>
+      </w:pPr>
+    </w:p>
+    <w:p>
+      <w:pPr>
+        <w:jc w:val="center"/>
+        <w:rPr>
+          <w:rFonts w:ascii="Times New Roman" w:hAnsi="Times New Roman" w:cs="Times New Roman"/>
+          <w:b/>
+          <w:bCs/>
+          <w:sz w:val="26"/>
+          <w:szCs w:val="26"/>
+          <w:lang w:val="id-ID"/>
+        </w:rPr>
+      </w:pPr>
+      <w:r>
+        <w:rPr>
+          <w:rFonts w:ascii="Times New Roman" w:hAnsi="Times New Roman" w:cs="Times New Roman"/>
+          <w:b/>
+          <w:bCs/>
+          <w:sz w:val="26"/>
+          <w:szCs w:val="26"/>
+          <w:lang w:val="id-ID"/>
+        </w:rPr>
+        <w:t>TP.HCM, tháng 05 /2026</w:t>
+      </w:r>
+    </w:p>
+    <w:sdt>
+      <w:sdtPr>
+        <w:rPr>
+          <w:b/>
+          <w:bCs/>
+          <w:color w:val="000000" w:themeColor="text1"/>
+        </w:rPr>
+        <w:id w:val="709695629"/>
+        <w:docPartObj>
+          <w:docPartGallery w:val="Table of Contents"/>
+          <w:docPartUnique/>
+        </w:docPartObj>
+      </w:sdtPr>
+      <w:sdtEndPr>
+        <w:rPr>
+          <w:rFonts w:asciiTheme="minorHAnsi" w:eastAsiaTheme="minorHAnsi" w:hAnsiTheme="minorHAnsi" w:cstheme="minorBidi"/>
+          <w:noProof/>
+          <w:color w:val="auto"/>
+          <w:kern w:val="2"/>
+          <w:sz w:val="22"/>
+          <w:szCs w:val="22"/>
+          <w:lang w:val="vi-VN"/>
+          <w14:ligatures w14:val="standardContextual"/>
+        </w:rPr>
+      </w:sdtEndPr>
+      <w:sdtContent>
+        <w:p>
+          <w:pPr>
+            <w:pStyle w:val="TOCHeading"/>
+            <w:jc w:val="center"/>
+            <w:rPr>
+              <w:rFonts w:ascii="Times New Roman" w:hAnsi="Times New Roman" w:cs="Times New Roman"/>
+              <w:b/>
+              <w:bCs/>
+              <w:color w:val="000000" w:themeColor="text1"/>
+              <w:lang w:val="id-ID"/>
+            </w:rPr>
+          </w:pPr>
+          <w:r>
+            <w:rPr>
+              <w:rFonts w:ascii="Times New Roman" w:hAnsi="Times New Roman" w:cs="Times New Roman"/>
+              <w:b/>
+              <w:bCs/>
+              <w:color w:val="000000" w:themeColor="text1"/>
+              <w:lang w:val="id-ID"/>
+            </w:rPr>
+            <w:t>Mục Lục</w:t>
+          </w:r>
+        </w:p>
+        <w:p>
+          <w:pPr>
+            <w:rPr>
+              <w:lang w:val="id-ID"/>
+            </w:rPr>
+          </w:pPr>
+        </w:p>
+        <w:p>
+          <w:pPr>
+            <w:pStyle w:val="TOC1"/>
+            <w:tabs>
+              <w:tab w:val="right" w:leader="dot" w:pos="9016"/>
+            </w:tabs>
+            <w:rPr>
+              <w:rFonts w:ascii="Times New Roman" w:hAnsi="Times New Roman" w:cs="Times New Roman"/>
+              <w:noProof/>
+              <w:sz w:val="32"/>
+              <w:szCs w:val="32"/>
+            </w:rPr>
+          </w:pPr>
+          <w:r>
+            <w:rPr>
+              <w:rFonts w:ascii="Times New Roman" w:hAnsi="Times New Roman" w:cs="Times New Roman"/>
+              <w:sz w:val="32"/>
+              <w:szCs w:val="32"/>
+            </w:rPr>
+            <w:fldChar w:fldCharType="begin"/>
+          </w:r>
+          <w:r>
+            <w:rPr>
+              <w:rFonts w:ascii="Times New Roman" w:hAnsi="Times New Roman" w:cs="Times New Roman"/>
+              <w:sz w:val="32"/>
+              <w:szCs w:val="32"/>
+            </w:rPr>
+            <w:instrText xml:space="preserve"> TOC \o "1-3" \h \z \u </w:instrText>
+          </w:r>
+          <w:r>
+            <w:rPr>
+              <w:rFonts w:ascii="Times New Roman" w:hAnsi="Times New Roman" w:cs="Times New Roman"/>
+              <w:sz w:val="32"/>
+              <w:szCs w:val="32"/>
+            </w:rPr>
+            <w:fldChar w:fldCharType="separate"/>
+          </w:r>
+          <w:hyperlink w:anchor="_Toc231305749" w:history="1">
+            <w:r>
+              <w:rPr>
+                <w:rStyle w:val="Hyperlink"/>
+                <w:rFonts w:ascii="Times New Roman" w:hAnsi="Times New Roman" w:cs="Times New Roman"/>
+                <w:noProof/>
+                <w:sz w:val="32"/>
+                <w:szCs w:val="32"/>
+                <w:lang w:val="id-ID"/>
+              </w:rPr>
+              <w:t>1. Giới thiệu</w:t>
+            </w:r>
+            <w:r>
+              <w:rPr>
+                <w:rFonts w:ascii="Times New Roman" w:hAnsi="Times New Roman" w:cs="Times New Roman"/>
+                <w:noProof/>
+                <w:webHidden/>
+                <w:sz w:val="32"/>
+                <w:szCs w:val="32"/>
+              </w:rPr>
+              <w:tab/>
+            </w:r>
+            <w:r>
+              <w:rPr>
+                <w:rFonts w:ascii="Times New Roman" w:hAnsi="Times New Roman" w:cs="Times New Roman"/>
+                <w:noProof/>
+                <w:webHidden/>
+                <w:sz w:val="32"/>
+                <w:szCs w:val="32"/>
+              </w:rPr>
+              <w:fldChar w:fldCharType="begin"/>
+            </w:r>
+            <w:r>
+              <w:rPr>
+                <w:rFonts w:ascii="Times New Roman" w:hAnsi="Times New Roman" w:cs="Times New Roman"/>
+                <w:noProof/>
+                <w:webHidden/>
+                <w:sz w:val="32"/>
+                <w:szCs w:val="32"/>
+              </w:rPr>
+              <w:instrText xml:space="preserve"> PAGEREF _Toc231305749 \h </w:instrText>
+            </w:r>
+            <w:r>
+              <w:rPr>
+                <w:rFonts w:ascii="Times New Roman" w:hAnsi="Times New Roman" w:cs="Times New Roman"/>
+                <w:noProof/>
+                <w:webHidden/>
+                <w:sz w:val="32"/>
+                <w:szCs w:val="32"/>
+              </w:rPr>
+            </w:r>
+            <w:r>
+              <w:rPr>
+                <w:rFonts w:ascii="Times New Roman" w:hAnsi="Times New Roman" w:cs="Times New Roman"/>
+                <w:noProof/>
+                <w:webHidden/>
+                <w:sz w:val="32"/>
+                <w:szCs w:val="32"/>
+              </w:rPr>
+              <w:fldChar w:fldCharType="separate"/>
+            </w:r>
+            <w:r>
+              <w:rPr>
+                <w:rFonts w:ascii="Times New Roman" w:hAnsi="Times New Roman" w:cs="Times New Roman"/>
+                <w:noProof/>
+                <w:webHidden/>
+                <w:sz w:val="32"/>
+                <w:szCs w:val="32"/>
+              </w:rPr>
+              <w:t>2</w:t>
+            </w:r>
+            <w:r>
+              <w:rPr>
+                <w:rFonts w:ascii="Times New Roman" w:hAnsi="Times New Roman" w:cs="Times New Roman"/>
+                <w:noProof/>
+                <w:webHidden/>
+                <w:sz w:val="32"/>
+                <w:szCs w:val="32"/>
+              </w:rPr>
+              <w:fldChar w:fldCharType="end"/>
+            </w:r>
+          </w:hyperlink>
+        </w:p>
+        <w:p>
+          <w:pPr>
+            <w:pStyle w:val="TOC1"/>
+            <w:tabs>
+              <w:tab w:val="right" w:leader="dot" w:pos="9016"/>
+            </w:tabs>
+            <w:rPr>
+              <w:rFonts w:ascii="Times New Roman" w:hAnsi="Times New Roman" w:cs="Times New Roman"/>
+              <w:noProof/>
+              <w:sz w:val="32"/>
+              <w:szCs w:val="32"/>
+            </w:rPr>
+          </w:pPr>
+          <w:hyperlink w:anchor="_Toc231305750" w:history="1">
+            <w:r>
+              <w:rPr>
+                <w:rStyle w:val="Hyperlink"/>
+                <w:rFonts w:ascii="Times New Roman" w:hAnsi="Times New Roman" w:cs="Times New Roman"/>
+                <w:noProof/>
+                <w:sz w:val="32"/>
+                <w:szCs w:val="32"/>
+                <w:lang w:val="id-ID"/>
+              </w:rPr>
+              <w:t>2. Định hướng theo các Cam kết của Hệ thống Phân tán (Ö&amp;V §1.4 &amp; §1.6)</w:t>
+            </w:r>
+            <w:r>
+              <w:rPr>
+                <w:rFonts w:ascii="Times New Roman" w:hAnsi="Times New Roman" w:cs="Times New Roman"/>
+                <w:noProof/>
+                <w:webHidden/>
+                <w:sz w:val="32"/>
+                <w:szCs w:val="32"/>
+              </w:rPr>
+              <w:tab/>
+            </w:r>
+            <w:r>
+              <w:rPr>
+                <w:rFonts w:ascii="Times New Roman" w:hAnsi="Times New Roman" w:cs="Times New Roman"/>
+                <w:noProof/>
+                <w:webHidden/>
+                <w:sz w:val="32"/>
+                <w:szCs w:val="32"/>
+              </w:rPr>
+              <w:fldChar w:fldCharType="begin"/>
+            </w:r>
+            <w:r>
+              <w:rPr>
+                <w:rFonts w:ascii="Times New Roman" w:hAnsi="Times New Roman" w:cs="Times New Roman"/>
+                <w:noProof/>
+                <w:webHidden/>
+                <w:sz w:val="32"/>
+                <w:szCs w:val="32"/>
+              </w:rPr>
+              <w:instrText xml:space="preserve"> PAGEREF _Toc231305750 \h </w:instrText>
+            </w:r>
+            <w:r>
+              <w:rPr>
+                <w:rFonts w:ascii="Times New Roman" w:hAnsi="Times New Roman" w:cs="Times New Roman"/>
+                <w:noProof/>
+                <w:webHidden/>
+                <w:sz w:val="32"/>
+                <w:szCs w:val="32"/>
+              </w:rPr>
+            </w:r>
+            <w:r>
+              <w:rPr>
+                <w:rFonts w:ascii="Times New Roman" w:hAnsi="Times New Roman" w:cs="Times New Roman"/>
+                <w:noProof/>
+                <w:webHidden/>
+                <w:sz w:val="32"/>
+                <w:szCs w:val="32"/>
+              </w:rPr>
+              <w:fldChar w:fldCharType="separate"/>
+            </w:r>
+            <w:r>
+              <w:rPr>
+                <w:rFonts w:ascii="Times New Roman" w:hAnsi="Times New Roman" w:cs="Times New Roman"/>
+                <w:noProof/>
+                <w:webHidden/>
+                <w:sz w:val="32"/>
+                <w:szCs w:val="32"/>
+              </w:rPr>
+              <w:t>2</w:t>
+            </w:r>
+            <w:r>
+              <w:rPr>
+                <w:rFonts w:ascii="Times New Roman" w:hAnsi="Times New Roman" w:cs="Times New Roman"/>
+                <w:noProof/>
+                <w:webHidden/>
+                <w:sz w:val="32"/>
+                <w:szCs w:val="32"/>
+              </w:rPr>
+              <w:fldChar w:fldCharType="end"/>
+            </w:r>
+          </w:hyperlink>
+        </w:p>
+        <w:p>
+          <w:pPr>
+            <w:pStyle w:val="TOC1"/>
+            <w:tabs>
+              <w:tab w:val="right" w:leader="dot" w:pos="9016"/>
+            </w:tabs>
+            <w:rPr>
+              <w:rFonts w:ascii="Times New Roman" w:hAnsi="Times New Roman" w:cs="Times New Roman"/>
+              <w:noProof/>
+              <w:sz w:val="32"/>
+              <w:szCs w:val="32"/>
+            </w:rPr>
+          </w:pPr>
+          <w:hyperlink w:anchor="_Toc231305751" w:history="1">
+            <w:r>
+              <w:rPr>
+                <w:rStyle w:val="Hyperlink"/>
+                <w:rFonts w:ascii="Times New Roman" w:hAnsi="Times New Roman" w:cs="Times New Roman"/>
+                <w:noProof/>
+                <w:sz w:val="32"/>
+                <w:szCs w:val="32"/>
+                <w:lang w:val="id-ID"/>
+              </w:rPr>
+              <w:t>3. Chiến lược phân mảnh dữ liệu (Ö&amp;V Ch. 2, §2.1)</w:t>
+            </w:r>
+            <w:r>
+              <w:rPr>
+                <w:rFonts w:ascii="Times New Roman" w:hAnsi="Times New Roman" w:cs="Times New Roman"/>
+                <w:noProof/>
+                <w:webHidden/>
+                <w:sz w:val="32"/>
+                <w:szCs w:val="32"/>
+              </w:rPr>
+              <w:tab/>
+            </w:r>
+            <w:r>
+              <w:rPr>
+                <w:rFonts w:ascii="Times New Roman" w:hAnsi="Times New Roman" w:cs="Times New Roman"/>
+                <w:noProof/>
+                <w:webHidden/>
+                <w:sz w:val="32"/>
+                <w:szCs w:val="32"/>
+              </w:rPr>
+              <w:fldChar w:fldCharType="begin"/>
+            </w:r>
+            <w:r>
+              <w:rPr>
+                <w:rFonts w:ascii="Times New Roman" w:hAnsi="Times New Roman" w:cs="Times New Roman"/>
+                <w:noProof/>
+                <w:webHidden/>
+                <w:sz w:val="32"/>
+                <w:szCs w:val="32"/>
+              </w:rPr>
+              <w:instrText xml:space="preserve"> PAGEREF _Toc231305751 \h </w:instrText>
+            </w:r>
+            <w:r>
+              <w:rPr>
+                <w:rFonts w:ascii="Times New Roman" w:hAnsi="Times New Roman" w:cs="Times New Roman"/>
+                <w:noProof/>
+                <w:webHidden/>
+                <w:sz w:val="32"/>
+                <w:szCs w:val="32"/>
+              </w:rPr>
+            </w:r>
+            <w:r>
+              <w:rPr>
+                <w:rFonts w:ascii="Times New Roman" w:hAnsi="Times New Roman" w:cs="Times New Roman"/>
+                <w:noProof/>
+                <w:webHidden/>
+                <w:sz w:val="32"/>
+                <w:szCs w:val="32"/>
+              </w:rPr>
+              <w:fldChar w:fldCharType="separate"/>
+            </w:r>
+            <w:r>
+              <w:rPr>
+                <w:rFonts w:ascii="Times New Roman" w:hAnsi="Times New Roman" w:cs="Times New Roman"/>
+                <w:noProof/>
+                <w:webHidden/>
+                <w:sz w:val="32"/>
+                <w:szCs w:val="32"/>
+              </w:rPr>
+              <w:t>2</w:t>
+            </w:r>
+            <w:r>
+              <w:rPr>
+                <w:rFonts w:ascii="Times New Roman" w:hAnsi="Times New Roman" w:cs="Times New Roman"/>
+                <w:noProof/>
+                <w:webHidden/>
+                <w:sz w:val="32"/>
+                <w:szCs w:val="32"/>
+              </w:rPr>
+              <w:fldChar w:fldCharType="end"/>
+            </w:r>
+          </w:hyperlink>
+        </w:p>
+        <w:p>
+          <w:pPr>
+            <w:pStyle w:val="TOC1"/>
+            <w:tabs>
+              <w:tab w:val="right" w:leader="dot" w:pos="9016"/>
+            </w:tabs>
+            <w:rPr>
+              <w:rFonts w:ascii="Times New Roman" w:hAnsi="Times New Roman" w:cs="Times New Roman"/>
+              <w:noProof/>
+              <w:sz w:val="32"/>
+              <w:szCs w:val="32"/>
+            </w:rPr>
+          </w:pPr>
+          <w:hyperlink w:anchor="_Toc231305752" w:history="1">
+            <w:r>
+              <w:rPr>
+                <w:rStyle w:val="Hyperlink"/>
+                <w:rFonts w:ascii="Times New Roman" w:hAnsi="Times New Roman" w:cs="Times New Roman"/>
+                <w:noProof/>
+                <w:sz w:val="32"/>
+                <w:szCs w:val="32"/>
+                <w:lang w:val="id-ID"/>
+              </w:rPr>
+              <w:t>4. Nhân bản và Tính nhất quán (Ö&amp;V Ch. 6)</w:t>
+            </w:r>
+            <w:r>
+              <w:rPr>
+                <w:rFonts w:ascii="Times New Roman" w:hAnsi="Times New Roman" w:cs="Times New Roman"/>
+                <w:noProof/>
+                <w:webHidden/>
+                <w:sz w:val="32"/>
+                <w:szCs w:val="32"/>
+              </w:rPr>
+              <w:tab/>
+            </w:r>
+            <w:r>
+              <w:rPr>
+                <w:rFonts w:ascii="Times New Roman" w:hAnsi="Times New Roman" w:cs="Times New Roman"/>
+                <w:noProof/>
+                <w:webHidden/>
+                <w:sz w:val="32"/>
+                <w:szCs w:val="32"/>
+              </w:rPr>
+              <w:fldChar w:fldCharType="begin"/>
+            </w:r>
+            <w:r>
+              <w:rPr>
+                <w:rFonts w:ascii="Times New Roman" w:hAnsi="Times New Roman" w:cs="Times New Roman"/>
+                <w:noProof/>
+                <w:webHidden/>
+                <w:sz w:val="32"/>
+                <w:szCs w:val="32"/>
+              </w:rPr>
+              <w:instrText xml:space="preserve"> PAGEREF _Toc231305752 \h </w:instrText>
+            </w:r>
+            <w:r>
+              <w:rPr>
+                <w:rFonts w:ascii="Times New Roman" w:hAnsi="Times New Roman" w:cs="Times New Roman"/>
+                <w:noProof/>
+                <w:webHidden/>
+                <w:sz w:val="32"/>
+                <w:szCs w:val="32"/>
+              </w:rPr>
+            </w:r>
+            <w:r>
+              <w:rPr>
+                <w:rFonts w:ascii="Times New Roman" w:hAnsi="Times New Roman" w:cs="Times New Roman"/>
+                <w:noProof/>
+                <w:webHidden/>
+                <w:sz w:val="32"/>
+                <w:szCs w:val="32"/>
+              </w:rPr>
+              <w:fldChar w:fldCharType="separate"/>
+            </w:r>
+            <w:r>
+              <w:rPr>
+                <w:rFonts w:ascii="Times New Roman" w:hAnsi="Times New Roman" w:cs="Times New Roman"/>
+                <w:noProof/>
+                <w:webHidden/>
+                <w:sz w:val="32"/>
+                <w:szCs w:val="32"/>
+              </w:rPr>
+              <w:t>3</w:t>
+            </w:r>
+            <w:r>
+              <w:rPr>
+                <w:rFonts w:ascii="Times New Roman" w:hAnsi="Times New Roman" w:cs="Times New Roman"/>
+                <w:noProof/>
+                <w:webHidden/>
+                <w:sz w:val="32"/>
+                <w:szCs w:val="32"/>
+              </w:rPr>
+              <w:fldChar w:fldCharType="end"/>
+            </w:r>
+          </w:hyperlink>
+        </w:p>
+        <w:p>
+          <w:pPr>
+            <w:pStyle w:val="TOC1"/>
+            <w:tabs>
+              <w:tab w:val="right" w:leader="dot" w:pos="9016"/>
+            </w:tabs>
+            <w:rPr>
+              <w:rFonts w:ascii="Times New Roman" w:hAnsi="Times New Roman" w:cs="Times New Roman"/>
+              <w:noProof/>
+              <w:sz w:val="32"/>
+              <w:szCs w:val="32"/>
+            </w:rPr>
+          </w:pPr>
+          <w:hyperlink w:anchor="_Toc231305753" w:history="1">
+            <w:r>
+              <w:rPr>
+                <w:rStyle w:val="Hyperlink"/>
+                <w:rFonts w:ascii="Times New Roman" w:hAnsi="Times New Roman" w:cs="Times New Roman"/>
+                <w:noProof/>
+                <w:sz w:val="32"/>
+                <w:szCs w:val="32"/>
+                <w:lang w:val="id-ID"/>
+              </w:rPr>
+              <w:t>5. Xử lý truy vấn phân tán (Ö&amp;V Ch. 4)</w:t>
+            </w:r>
+            <w:r>
+              <w:rPr>
+                <w:rFonts w:ascii="Times New Roman" w:hAnsi="Times New Roman" w:cs="Times New Roman"/>
+                <w:noProof/>
+                <w:webHidden/>
+                <w:sz w:val="32"/>
+                <w:szCs w:val="32"/>
+              </w:rPr>
+              <w:tab/>
+            </w:r>
+            <w:r>
+              <w:rPr>
+                <w:rFonts w:ascii="Times New Roman" w:hAnsi="Times New Roman" w:cs="Times New Roman"/>
+                <w:noProof/>
+                <w:webHidden/>
+                <w:sz w:val="32"/>
+                <w:szCs w:val="32"/>
+              </w:rPr>
+              <w:fldChar w:fldCharType="begin"/>
+            </w:r>
+            <w:r>
+              <w:rPr>
+                <w:rFonts w:ascii="Times New Roman" w:hAnsi="Times New Roman" w:cs="Times New Roman"/>
+                <w:noProof/>
+                <w:webHidden/>
+                <w:sz w:val="32"/>
+                <w:szCs w:val="32"/>
+              </w:rPr>
+              <w:instrText xml:space="preserve"> PAGEREF _Toc231305753 \h </w:instrText>
+            </w:r>
+            <w:r>
+              <w:rPr>
+                <w:rFonts w:ascii="Times New Roman" w:hAnsi="Times New Roman" w:cs="Times New Roman"/>
+                <w:noProof/>
+                <w:webHidden/>
+                <w:sz w:val="32"/>
+                <w:szCs w:val="32"/>
+              </w:rPr>
+            </w:r>
+            <w:r>
+              <w:rPr>
+                <w:rFonts w:ascii="Times New Roman" w:hAnsi="Times New Roman" w:cs="Times New Roman"/>
+                <w:noProof/>
+                <w:webHidden/>
+                <w:sz w:val="32"/>
+                <w:szCs w:val="32"/>
+              </w:rPr>
+              <w:fldChar w:fldCharType="separate"/>
+            </w:r>
+            <w:r>
+              <w:rPr>
+                <w:rFonts w:ascii="Times New Roman" w:hAnsi="Times New Roman" w:cs="Times New Roman"/>
+                <w:noProof/>
+                <w:webHidden/>
+                <w:sz w:val="32"/>
+                <w:szCs w:val="32"/>
+              </w:rPr>
+              <w:t>3</w:t>
+            </w:r>
+            <w:r>
+              <w:rPr>
+                <w:rFonts w:ascii="Times New Roman" w:hAnsi="Times New Roman" w:cs="Times New Roman"/>
+                <w:noProof/>
+                <w:webHidden/>
+                <w:sz w:val="32"/>
+                <w:szCs w:val="32"/>
+              </w:rPr>
+              <w:fldChar w:fldCharType="end"/>
+            </w:r>
+          </w:hyperlink>
+        </w:p>
+        <w:p>
+          <w:pPr>
+            <w:pStyle w:val="TOC1"/>
+            <w:tabs>
+              <w:tab w:val="right" w:leader="dot" w:pos="9016"/>
+            </w:tabs>
+            <w:rPr>
+              <w:rFonts w:ascii="Times New Roman" w:hAnsi="Times New Roman" w:cs="Times New Roman"/>
+              <w:noProof/>
+              <w:sz w:val="32"/>
+              <w:szCs w:val="32"/>
+            </w:rPr>
+          </w:pPr>
+          <w:hyperlink w:anchor="_Toc231305754" w:history="1">
+            <w:r>
+              <w:rPr>
+                <w:rStyle w:val="Hyperlink"/>
+                <w:rFonts w:ascii="Times New Roman" w:hAnsi="Times New Roman" w:cs="Times New Roman"/>
+                <w:noProof/>
+                <w:sz w:val="32"/>
+                <w:szCs w:val="32"/>
+                <w:lang w:val="id-ID"/>
+              </w:rPr>
+              <w:t>6. Độ tin cậy và Phục hồi lỗi (Ö&amp;V Ch. 5)</w:t>
+            </w:r>
+            <w:r>
+              <w:rPr>
+                <w:rFonts w:ascii="Times New Roman" w:hAnsi="Times New Roman" w:cs="Times New Roman"/>
+                <w:noProof/>
+                <w:webHidden/>
+                <w:sz w:val="32"/>
+                <w:szCs w:val="32"/>
+              </w:rPr>
+              <w:tab/>
+            </w:r>
+            <w:r>
+              <w:rPr>
+                <w:rFonts w:ascii="Times New Roman" w:hAnsi="Times New Roman" w:cs="Times New Roman"/>
+                <w:noProof/>
+                <w:webHidden/>
+                <w:sz w:val="32"/>
+                <w:szCs w:val="32"/>
+              </w:rPr>
+              <w:fldChar w:fldCharType="begin"/>
+            </w:r>
+            <w:r>
+              <w:rPr>
+                <w:rFonts w:ascii="Times New Roman" w:hAnsi="Times New Roman" w:cs="Times New Roman"/>
+                <w:noProof/>
+                <w:webHidden/>
+                <w:sz w:val="32"/>
+                <w:szCs w:val="32"/>
+              </w:rPr>
+              <w:instrText xml:space="preserve"> PAGEREF _Toc231305754 \h </w:instrText>
+            </w:r>
+            <w:r>
+              <w:rPr>
+                <w:rFonts w:ascii="Times New Roman" w:hAnsi="Times New Roman" w:cs="Times New Roman"/>
+                <w:noProof/>
+                <w:webHidden/>
+                <w:sz w:val="32"/>
+                <w:szCs w:val="32"/>
+              </w:rPr>
+            </w:r>
+            <w:r>
+              <w:rPr>
+                <w:rFonts w:ascii="Times New Roman" w:hAnsi="Times New Roman" w:cs="Times New Roman"/>
+                <w:noProof/>
+                <w:webHidden/>
+                <w:sz w:val="32"/>
+                <w:szCs w:val="32"/>
+              </w:rPr>
+              <w:fldChar w:fldCharType="separate"/>
+            </w:r>
+            <w:r>
+              <w:rPr>
+                <w:rFonts w:ascii="Times New Roman" w:hAnsi="Times New Roman" w:cs="Times New Roman"/>
+                <w:noProof/>
+                <w:webHidden/>
+                <w:sz w:val="32"/>
+                <w:szCs w:val="32"/>
+              </w:rPr>
+              <w:t>4</w:t>
+            </w:r>
+            <w:r>
+              <w:rPr>
+                <w:rFonts w:ascii="Times New Roman" w:hAnsi="Times New Roman" w:cs="Times New Roman"/>
+                <w:noProof/>
+                <w:webHidden/>
+                <w:sz w:val="32"/>
+                <w:szCs w:val="32"/>
+              </w:rPr>
+              <w:fldChar w:fldCharType="end"/>
+            </w:r>
+          </w:hyperlink>
+        </w:p>
+        <w:p>
+          <w:pPr>
+            <w:pStyle w:val="TOC1"/>
+            <w:tabs>
+              <w:tab w:val="right" w:leader="dot" w:pos="9016"/>
+            </w:tabs>
+            <w:rPr>
+              <w:rFonts w:ascii="Times New Roman" w:hAnsi="Times New Roman" w:cs="Times New Roman"/>
+              <w:noProof/>
+              <w:sz w:val="32"/>
+              <w:szCs w:val="32"/>
+            </w:rPr>
+          </w:pPr>
+          <w:hyperlink w:anchor="_Toc231305755" w:history="1">
+            <w:r>
+              <w:rPr>
+                <w:rStyle w:val="Hyperlink"/>
+                <w:rFonts w:ascii="Times New Roman" w:hAnsi="Times New Roman" w:cs="Times New Roman"/>
+                <w:noProof/>
+                <w:sz w:val="32"/>
+                <w:szCs w:val="32"/>
+                <w:lang w:val="id-ID"/>
+              </w:rPr>
+              <w:t>7. Thiết kế Mật mã học và An toàn thông tin</w:t>
+            </w:r>
+            <w:r>
+              <w:rPr>
+                <w:rFonts w:ascii="Times New Roman" w:hAnsi="Times New Roman" w:cs="Times New Roman"/>
+                <w:noProof/>
+                <w:webHidden/>
+                <w:sz w:val="32"/>
+                <w:szCs w:val="32"/>
+              </w:rPr>
+              <w:tab/>
+            </w:r>
+            <w:r>
+              <w:rPr>
+                <w:rFonts w:ascii="Times New Roman" w:hAnsi="Times New Roman" w:cs="Times New Roman"/>
+                <w:noProof/>
+                <w:webHidden/>
+                <w:sz w:val="32"/>
+                <w:szCs w:val="32"/>
+              </w:rPr>
+              <w:fldChar w:fldCharType="begin"/>
+            </w:r>
+            <w:r>
+              <w:rPr>
+                <w:rFonts w:ascii="Times New Roman" w:hAnsi="Times New Roman" w:cs="Times New Roman"/>
+                <w:noProof/>
+                <w:webHidden/>
+                <w:sz w:val="32"/>
+                <w:szCs w:val="32"/>
+              </w:rPr>
+              <w:instrText xml:space="preserve"> PAGEREF _Toc231305755 \h </w:instrText>
+            </w:r>
+            <w:r>
+              <w:rPr>
+                <w:rFonts w:ascii="Times New Roman" w:hAnsi="Times New Roman" w:cs="Times New Roman"/>
+                <w:noProof/>
+                <w:webHidden/>
+                <w:sz w:val="32"/>
+                <w:szCs w:val="32"/>
+              </w:rPr>
+            </w:r>
+            <w:r>
+              <w:rPr>
+                <w:rFonts w:ascii="Times New Roman" w:hAnsi="Times New Roman" w:cs="Times New Roman"/>
+                <w:noProof/>
+                <w:webHidden/>
+                <w:sz w:val="32"/>
+                <w:szCs w:val="32"/>
+              </w:rPr>
+              <w:fldChar w:fldCharType="separate"/>
+            </w:r>
+            <w:r>
+              <w:rPr>
+                <w:rFonts w:ascii="Times New Roman" w:hAnsi="Times New Roman" w:cs="Times New Roman"/>
+                <w:noProof/>
+                <w:webHidden/>
+                <w:sz w:val="32"/>
+                <w:szCs w:val="32"/>
+              </w:rPr>
+              <w:t>4</w:t>
+            </w:r>
+            <w:r>
+              <w:rPr>
+                <w:rFonts w:ascii="Times New Roman" w:hAnsi="Times New Roman" w:cs="Times New Roman"/>
+                <w:noProof/>
+                <w:webHidden/>
+                <w:sz w:val="32"/>
+                <w:szCs w:val="32"/>
+              </w:rPr>
+              <w:fldChar w:fldCharType="end"/>
+            </w:r>
+          </w:hyperlink>
+        </w:p>
+        <w:p>
+          <w:pPr>
+            <w:pStyle w:val="TOC1"/>
+            <w:tabs>
+              <w:tab w:val="right" w:leader="dot" w:pos="9016"/>
+            </w:tabs>
+            <w:rPr>
+              <w:rFonts w:ascii="Times New Roman" w:hAnsi="Times New Roman" w:cs="Times New Roman"/>
+              <w:noProof/>
+              <w:sz w:val="32"/>
+              <w:szCs w:val="32"/>
+            </w:rPr>
+          </w:pPr>
+          <w:hyperlink w:anchor="_Toc231305756" w:history="1">
+            <w:r>
+              <w:rPr>
+                <w:rStyle w:val="Hyperlink"/>
+                <w:rFonts w:ascii="Times New Roman" w:hAnsi="Times New Roman" w:cs="Times New Roman"/>
+                <w:noProof/>
+                <w:sz w:val="32"/>
+                <w:szCs w:val="32"/>
+                <w:lang w:val="id-ID"/>
+              </w:rPr>
+              <w:t>8. Ma trận quyết định thiết kế tổng hợp</w:t>
+            </w:r>
+            <w:r>
+              <w:rPr>
+                <w:rFonts w:ascii="Times New Roman" w:hAnsi="Times New Roman" w:cs="Times New Roman"/>
+                <w:noProof/>
+                <w:webHidden/>
+                <w:sz w:val="32"/>
+                <w:szCs w:val="32"/>
+              </w:rPr>
+              <w:tab/>
+            </w:r>
+            <w:r>
+              <w:rPr>
+                <w:rFonts w:ascii="Times New Roman" w:hAnsi="Times New Roman" w:cs="Times New Roman"/>
+                <w:noProof/>
+                <w:webHidden/>
+                <w:sz w:val="32"/>
+                <w:szCs w:val="32"/>
+              </w:rPr>
+              <w:fldChar w:fldCharType="begin"/>
+            </w:r>
+            <w:r>
+              <w:rPr>
+                <w:rFonts w:ascii="Times New Roman" w:hAnsi="Times New Roman" w:cs="Times New Roman"/>
+                <w:noProof/>
+                <w:webHidden/>
+                <w:sz w:val="32"/>
+                <w:szCs w:val="32"/>
+              </w:rPr>
+              <w:instrText xml:space="preserve"> PAGEREF _Toc231305756 \h </w:instrText>
+            </w:r>
+            <w:r>
+              <w:rPr>
+                <w:rFonts w:ascii="Times New Roman" w:hAnsi="Times New Roman" w:cs="Times New Roman"/>
+                <w:noProof/>
+                <w:webHidden/>
+                <w:sz w:val="32"/>
+                <w:szCs w:val="32"/>
+              </w:rPr>
+            </w:r>
+            <w:r>
+              <w:rPr>
+                <w:rFonts w:ascii="Times New Roman" w:hAnsi="Times New Roman" w:cs="Times New Roman"/>
+                <w:noProof/>
+                <w:webHidden/>
+                <w:sz w:val="32"/>
+                <w:szCs w:val="32"/>
+              </w:rPr>
+              <w:fldChar w:fldCharType="separate"/>
+            </w:r>
+            <w:r>
+              <w:rPr>
+                <w:rFonts w:ascii="Times New Roman" w:hAnsi="Times New Roman" w:cs="Times New Roman"/>
+                <w:noProof/>
+                <w:webHidden/>
+                <w:sz w:val="32"/>
+                <w:szCs w:val="32"/>
+              </w:rPr>
+              <w:t>4</w:t>
+            </w:r>
+            <w:r>
+              <w:rPr>
+                <w:rFonts w:ascii="Times New Roman" w:hAnsi="Times New Roman" w:cs="Times New Roman"/>
+                <w:noProof/>
+                <w:webHidden/>
+                <w:sz w:val="32"/>
+                <w:szCs w:val="32"/>
+              </w:rPr>
+              <w:fldChar w:fldCharType="end"/>
+            </w:r>
+          </w:hyperlink>
+        </w:p>
+        <w:p>
+          <w:pPr>
+            <w:pStyle w:val="TOC1"/>
+            <w:tabs>
+              <w:tab w:val="right" w:leader="dot" w:pos="9016"/>
+            </w:tabs>
+            <w:rPr>
+              <w:rFonts w:ascii="Times New Roman" w:hAnsi="Times New Roman" w:cs="Times New Roman"/>
+              <w:noProof/>
+              <w:sz w:val="32"/>
+              <w:szCs w:val="32"/>
+            </w:rPr>
+          </w:pPr>
+          <w:hyperlink w:anchor="_Toc231305757" w:history="1">
+            <w:r>
+              <w:rPr>
+                <w:rStyle w:val="Hyperlink"/>
+                <w:rFonts w:ascii="Times New Roman" w:hAnsi="Times New Roman" w:cs="Times New Roman"/>
+                <w:noProof/>
+                <w:sz w:val="32"/>
+                <w:szCs w:val="32"/>
+                <w:lang w:val="id-ID"/>
+              </w:rPr>
+              <w:t>9. Kết luận</w:t>
+            </w:r>
+            <w:r>
+              <w:rPr>
+                <w:rFonts w:ascii="Times New Roman" w:hAnsi="Times New Roman" w:cs="Times New Roman"/>
+                <w:noProof/>
+                <w:webHidden/>
+                <w:sz w:val="32"/>
+                <w:szCs w:val="32"/>
+              </w:rPr>
+              <w:tab/>
+            </w:r>
+            <w:r>
+              <w:rPr>
+                <w:rFonts w:ascii="Times New Roman" w:hAnsi="Times New Roman" w:cs="Times New Roman"/>
+                <w:noProof/>
+                <w:webHidden/>
+                <w:sz w:val="32"/>
+                <w:szCs w:val="32"/>
+              </w:rPr>
+              <w:fldChar w:fldCharType="begin"/>
+            </w:r>
+            <w:r>
+              <w:rPr>
+                <w:rFonts w:ascii="Times New Roman" w:hAnsi="Times New Roman" w:cs="Times New Roman"/>
+                <w:noProof/>
+                <w:webHidden/>
+                <w:sz w:val="32"/>
+                <w:szCs w:val="32"/>
+              </w:rPr>
+              <w:instrText xml:space="preserve"> PAGEREF _Toc231305757 \h </w:instrText>
+            </w:r>
+            <w:r>
+              <w:rPr>
+                <w:rFonts w:ascii="Times New Roman" w:hAnsi="Times New Roman" w:cs="Times New Roman"/>
+                <w:noProof/>
+                <w:webHidden/>
+                <w:sz w:val="32"/>
+                <w:szCs w:val="32"/>
+              </w:rPr>
+            </w:r>
+            <w:r>
+              <w:rPr>
+                <w:rFonts w:ascii="Times New Roman" w:hAnsi="Times New Roman" w:cs="Times New Roman"/>
+                <w:noProof/>
+                <w:webHidden/>
+                <w:sz w:val="32"/>
+                <w:szCs w:val="32"/>
+              </w:rPr>
+              <w:fldChar w:fldCharType="separate"/>
+            </w:r>
+            <w:r>
+              <w:rPr>
+                <w:rFonts w:ascii="Times New Roman" w:hAnsi="Times New Roman" w:cs="Times New Roman"/>
+                <w:noProof/>
+                <w:webHidden/>
+                <w:sz w:val="32"/>
+                <w:szCs w:val="32"/>
+              </w:rPr>
+              <w:t>5</w:t>
+            </w:r>
+            <w:r>
+              <w:rPr>
+                <w:rFonts w:ascii="Times New Roman" w:hAnsi="Times New Roman" w:cs="Times New Roman"/>
+                <w:noProof/>
+                <w:webHidden/>
+                <w:sz w:val="32"/>
+                <w:szCs w:val="32"/>
+              </w:rPr>
+              <w:fldChar w:fldCharType="end"/>
+            </w:r>
+          </w:hyperlink>
+        </w:p>
+        <w:p>
+          <w:r>
+            <w:rPr>
+              <w:rFonts w:ascii="Times New Roman" w:hAnsi="Times New Roman" w:cs="Times New Roman"/>
+              <w:b/>
+              <w:bCs/>
+              <w:noProof/>
+              <w:sz w:val="32"/>
+              <w:szCs w:val="32"/>
+            </w:rPr>
+            <w:fldChar w:fldCharType="end"/>
+          </w:r>
+        </w:p>
+      </w:sdtContent>
+    </w:sdt>
+    <w:p>
+      <w:pPr>
+        <w:rPr>
+          <w:rFonts w:ascii="Times New Roman" w:hAnsi="Times New Roman" w:cs="Times New Roman"/>
+          <w:b/>
+          <w:bCs/>
+          <w:sz w:val="26"/>
+          <w:szCs w:val="26"/>
+          <w:lang w:val="id-ID"/>
+        </w:rPr>
+      </w:pPr>
+      <w:r>
+        <w:rPr>
+          <w:rFonts w:ascii="Times New Roman" w:hAnsi="Times New Roman" w:cs="Times New Roman"/>
+          <w:b/>
+          <w:bCs/>
+          <w:sz w:val="26"/>
+          <w:szCs w:val="26"/>
+          <w:lang w:val="id-ID"/>
+        </w:rPr>
+        <w:br w:type="page"/>
+      </w:r>
+    </w:p>
+    <w:p>
+      <w:pPr>
+        <w:rPr>
+          <w:rFonts w:ascii="Times New Roman" w:hAnsi="Times New Roman" w:cs="Times New Roman"/>
+          <w:b/>
+          <w:bCs/>
+          <w:sz w:val="26"/>
+          <w:szCs w:val="26"/>
+          <w:lang w:val="id-ID"/>
+        </w:rPr>
+      </w:pPr>
+      <w:r>
+        <w:rPr>
+          <w:rFonts w:ascii="Times New Roman" w:hAnsi="Times New Roman" w:cs="Times New Roman"/>
+          <w:b/>
+          <w:bCs/>
+          <w:sz w:val="26"/>
+          <w:szCs w:val="26"/>
+          <w:lang w:val="id-ID"/>
+        </w:rPr>
+        <w:lastRenderedPageBreak/>
+        <w:t>THEORETICAL ANALYSIS REPORT</w:t>
+      </w:r>
+    </w:p>
+    <w:p>
+      <w:pPr>
         <w:rPr>
           <w:rFonts w:ascii="Times New Roman" w:hAnsi="Times New Roman" w:cs="Times New Roman"/>
           <w:sz w:val="26"/>
@@ -72,16 +1535,7 @@
           <w:szCs w:val="26"/>
           <w:lang w:val="id-ID"/>
         </w:rPr>
-        <w:t>#103. Shamir’s Secret Sharing for DB Credentials</w:t>
-      </w:r>
-      <w:r>
-        <w:rPr>
-          <w:rFonts w:ascii="Times New Roman" w:hAnsi="Times New Roman" w:cs="Times New Roman"/>
-          <w:sz w:val="26"/>
-          <w:szCs w:val="26"/>
-          <w:lang w:val="id-ID"/>
-        </w:rPr>
-        <w:t xml:space="preserve"> </w:t>
+        <w:t xml:space="preserve">#103. Shamir’s Secret Sharing for DB Credentials </w:t>
       </w:r>
     </w:p>
     <w:p>
@@ -107,26 +1561,31 @@
     </w:p>
     <w:p>
       <w:pPr>
+        <w:pStyle w:val="Heading1"/>
         <w:rPr>
           <w:rFonts w:ascii="Times New Roman" w:hAnsi="Times New Roman" w:cs="Times New Roman"/>
           <w:b/>
           <w:bCs/>
-          <w:sz w:val="26"/>
-          <w:szCs w:val="26"/>
-          <w:lang w:val="id-ID"/>
-        </w:rPr>
-      </w:pPr>
+          <w:color w:val="000000" w:themeColor="text1"/>
+          <w:sz w:val="26"/>
+          <w:szCs w:val="26"/>
+          <w:lang w:val="id-ID"/>
+        </w:rPr>
+      </w:pPr>
+      <w:bookmarkStart w:id="0" w:name="_Toc231305749"/>
       <w:r>
         <w:rPr>
           <w:rFonts w:ascii="Times New Roman" w:hAnsi="Times New Roman" w:cs="Times New Roman"/>
           <w:b/>
           <w:bCs/>
+          <w:color w:val="000000" w:themeColor="text1"/>
           <w:sz w:val="26"/>
           <w:szCs w:val="26"/>
           <w:lang w:val="id-ID"/>
         </w:rPr>
         <w:t>1. Giới thiệu</w:t>
       </w:r>
+      <w:bookmarkEnd w:id="0"/>
     </w:p>
     <w:p>
       <w:pPr>
@@ -151,26 +1610,31 @@
     </w:p>
     <w:p>
       <w:pPr>
+        <w:pStyle w:val="Heading1"/>
         <w:rPr>
           <w:rFonts w:ascii="Times New Roman" w:hAnsi="Times New Roman" w:cs="Times New Roman"/>
           <w:b/>
           <w:bCs/>
-          <w:sz w:val="26"/>
-          <w:szCs w:val="26"/>
-          <w:lang w:val="id-ID"/>
-        </w:rPr>
-      </w:pPr>
+          <w:color w:val="000000" w:themeColor="text1"/>
+          <w:sz w:val="26"/>
+          <w:szCs w:val="26"/>
+          <w:lang w:val="id-ID"/>
+        </w:rPr>
+      </w:pPr>
+      <w:bookmarkStart w:id="1" w:name="_Toc231305750"/>
       <w:r>
         <w:rPr>
           <w:rFonts w:ascii="Times New Roman" w:hAnsi="Times New Roman" w:cs="Times New Roman"/>
           <w:b/>
           <w:bCs/>
+          <w:color w:val="000000" w:themeColor="text1"/>
           <w:sz w:val="26"/>
           <w:szCs w:val="26"/>
           <w:lang w:val="id-ID"/>
         </w:rPr>
         <w:t>2. Định hướng theo các Cam kết của Hệ thống Phân tán (Ö&amp;V §1.4 &amp; §1.6)</w:t>
       </w:r>
+      <w:bookmarkEnd w:id="1"/>
     </w:p>
     <w:p>
       <w:pPr>
@@ -279,26 +1743,31 @@
     </w:p>
     <w:p>
       <w:pPr>
+        <w:pStyle w:val="Heading1"/>
         <w:rPr>
           <w:rFonts w:ascii="Times New Roman" w:hAnsi="Times New Roman" w:cs="Times New Roman"/>
           <w:b/>
           <w:bCs/>
-          <w:sz w:val="26"/>
-          <w:szCs w:val="26"/>
-          <w:lang w:val="id-ID"/>
-        </w:rPr>
-      </w:pPr>
+          <w:color w:val="000000" w:themeColor="text1"/>
+          <w:sz w:val="26"/>
+          <w:szCs w:val="26"/>
+          <w:lang w:val="id-ID"/>
+        </w:rPr>
+      </w:pPr>
+      <w:bookmarkStart w:id="2" w:name="_Toc231305751"/>
       <w:r>
         <w:rPr>
           <w:rFonts w:ascii="Times New Roman" w:hAnsi="Times New Roman" w:cs="Times New Roman"/>
           <w:b/>
           <w:bCs/>
+          <w:color w:val="000000" w:themeColor="text1"/>
           <w:sz w:val="26"/>
           <w:szCs w:val="26"/>
           <w:lang w:val="id-ID"/>
         </w:rPr>
         <w:t>3. Chiến lược phân mảnh dữ liệu (Ö&amp;V Ch. 2, §2.1)</w:t>
       </w:r>
+      <w:bookmarkEnd w:id="2"/>
     </w:p>
     <w:p>
       <w:pPr>
@@ -381,6 +1850,7 @@
           <w:szCs w:val="26"/>
           <w:lang w:val="id-ID"/>
         </w:rPr>
+        <w:lastRenderedPageBreak/>
         <w:t>Tính tách biệt (Disjointness): Mỗi mảnh chia sẻ là duy nhất tại một vị trí, không có sự nhân bản dữ liệu thừa thãi giữa các mảnh.</w:t>
       </w:r>
     </w:p>
@@ -401,8 +1871,25 @@
           <w:szCs w:val="26"/>
           <w:lang w:val="id-ID"/>
         </w:rPr>
-        <w:lastRenderedPageBreak/>
-        <w:t>Bảng so sánh giải pháp alternative:</w:t>
+        <w:t xml:space="preserve">Bảng so sánh giải pháp </w:t>
+      </w:r>
+      <w:r>
+        <w:rPr>
+          <w:rFonts w:ascii="Times New Roman" w:hAnsi="Times New Roman" w:cs="Times New Roman"/>
+          <w:sz w:val="26"/>
+          <w:szCs w:val="26"/>
+          <w:lang w:val="id-ID"/>
+        </w:rPr>
+        <w:t>thay thế</w:t>
+      </w:r>
+      <w:r>
+        <w:rPr>
+          <w:rFonts w:ascii="Times New Roman" w:hAnsi="Times New Roman" w:cs="Times New Roman"/>
+          <w:sz w:val="26"/>
+          <w:szCs w:val="26"/>
+          <w:lang w:val="id-ID"/>
+        </w:rPr>
+        <w:t>:</w:t>
       </w:r>
     </w:p>
     <w:tbl>
@@ -574,6 +2061,7 @@
           </w:tcPr>
           <w:p>
             <w:pPr>
+              <w:jc w:val="center"/>
               <w:rPr>
                 <w:rFonts w:ascii="Times New Roman" w:hAnsi="Times New Roman" w:cs="Times New Roman"/>
                 <w:sz w:val="26"/>
@@ -606,7 +2094,7 @@
           </w:tcPr>
           <w:p>
             <w:pPr>
-              <w:jc w:val="both"/>
+              <w:jc w:val="center"/>
               <w:rPr>
                 <w:rFonts w:ascii="Times New Roman" w:hAnsi="Times New Roman" w:cs="Times New Roman"/>
                 <w:sz w:val="26"/>
@@ -639,7 +2127,7 @@
           </w:tcPr>
           <w:p>
             <w:pPr>
-              <w:jc w:val="both"/>
+              <w:jc w:val="center"/>
               <w:rPr>
                 <w:rFonts w:ascii="Times New Roman" w:hAnsi="Times New Roman" w:cs="Times New Roman"/>
                 <w:sz w:val="26"/>
@@ -654,7 +2142,7 @@
                 <w:szCs w:val="26"/>
                 <w:lang w:val="id-ID"/>
               </w:rPr>
-              <w:t>1 node bị hack = lộ toàn bộ khóa (Vi phạm Ö&amp;V §3.1)</w:t>
+              <w:t>1 node bị hack = lộ toàn bộ khóa</w:t>
             </w:r>
           </w:p>
         </w:tc>
@@ -672,7 +2160,7 @@
           </w:tcPr>
           <w:p>
             <w:pPr>
-              <w:jc w:val="both"/>
+              <w:jc w:val="center"/>
               <w:rPr>
                 <w:rFonts w:ascii="Times New Roman" w:hAnsi="Times New Roman" w:cs="Times New Roman"/>
                 <w:sz w:val="26"/>
@@ -707,6 +2195,7 @@
           </w:tcPr>
           <w:p>
             <w:pPr>
+              <w:jc w:val="center"/>
               <w:rPr>
                 <w:rFonts w:ascii="Times New Roman" w:hAnsi="Times New Roman" w:cs="Times New Roman"/>
                 <w:sz w:val="26"/>
@@ -739,7 +2228,7 @@
           </w:tcPr>
           <w:p>
             <w:pPr>
-              <w:jc w:val="both"/>
+              <w:jc w:val="center"/>
               <w:rPr>
                 <w:sz w:val="26"/>
                 <w:szCs w:val="26"/>
@@ -758,7 +2247,7 @@
           </w:p>
           <w:p>
             <w:pPr>
-              <w:jc w:val="both"/>
+              <w:jc w:val="center"/>
               <w:rPr>
                 <w:rFonts w:ascii="Times New Roman" w:hAnsi="Times New Roman" w:cs="Times New Roman"/>
                 <w:sz w:val="26"/>
@@ -1013,7 +2502,7 @@
           </w:tcPr>
           <w:p>
             <w:pPr>
-              <w:jc w:val="both"/>
+              <w:jc w:val="center"/>
               <w:rPr>
                 <w:rFonts w:ascii="Times New Roman" w:hAnsi="Times New Roman" w:cs="Times New Roman"/>
                 <w:sz w:val="26"/>
@@ -1046,7 +2535,7 @@
           </w:tcPr>
           <w:p>
             <w:pPr>
-              <w:jc w:val="both"/>
+              <w:jc w:val="center"/>
               <w:rPr>
                 <w:rFonts w:ascii="Times New Roman" w:hAnsi="Times New Roman" w:cs="Times New Roman"/>
                 <w:sz w:val="26"/>
@@ -1069,27 +2558,31 @@
     </w:tbl>
     <w:p>
       <w:pPr>
-        <w:jc w:val="both"/>
+        <w:pStyle w:val="Heading1"/>
         <w:rPr>
           <w:rFonts w:ascii="Times New Roman" w:hAnsi="Times New Roman" w:cs="Times New Roman"/>
           <w:b/>
           <w:bCs/>
-          <w:sz w:val="26"/>
-          <w:szCs w:val="26"/>
-          <w:lang w:val="id-ID"/>
-        </w:rPr>
-      </w:pPr>
+          <w:color w:val="000000" w:themeColor="text1"/>
+          <w:sz w:val="26"/>
+          <w:szCs w:val="26"/>
+          <w:lang w:val="id-ID"/>
+        </w:rPr>
+      </w:pPr>
+      <w:bookmarkStart w:id="3" w:name="_Toc231305752"/>
       <w:r>
         <w:rPr>
           <w:rFonts w:ascii="Times New Roman" w:hAnsi="Times New Roman" w:cs="Times New Roman"/>
           <w:b/>
           <w:bCs/>
+          <w:color w:val="000000" w:themeColor="text1"/>
           <w:sz w:val="26"/>
           <w:szCs w:val="26"/>
           <w:lang w:val="id-ID"/>
         </w:rPr>
         <w:t>4. Nhân bản và Tính nhất quán (Ö&amp;V Ch. 6)</w:t>
       </w:r>
+      <w:bookmarkEnd w:id="3"/>
     </w:p>
     <w:p>
       <w:pPr>
@@ -1135,27 +2628,31 @@
     </w:p>
     <w:p>
       <w:pPr>
-        <w:jc w:val="both"/>
+        <w:pStyle w:val="Heading1"/>
         <w:rPr>
           <w:rFonts w:ascii="Times New Roman" w:hAnsi="Times New Roman" w:cs="Times New Roman"/>
           <w:b/>
           <w:bCs/>
-          <w:sz w:val="26"/>
-          <w:szCs w:val="26"/>
-          <w:lang w:val="id-ID"/>
-        </w:rPr>
-      </w:pPr>
+          <w:color w:val="000000" w:themeColor="text1"/>
+          <w:sz w:val="26"/>
+          <w:szCs w:val="26"/>
+          <w:lang w:val="id-ID"/>
+        </w:rPr>
+      </w:pPr>
+      <w:bookmarkStart w:id="4" w:name="_Toc231305753"/>
       <w:r>
         <w:rPr>
           <w:rFonts w:ascii="Times New Roman" w:hAnsi="Times New Roman" w:cs="Times New Roman"/>
           <w:b/>
           <w:bCs/>
+          <w:color w:val="000000" w:themeColor="text1"/>
           <w:sz w:val="26"/>
           <w:szCs w:val="26"/>
           <w:lang w:val="id-ID"/>
         </w:rPr>
         <w:t>5. Xử lý truy vấn phân tán (Ö&amp;V Ch. 4)</w:t>
       </w:r>
+      <w:bookmarkEnd w:id="4"/>
     </w:p>
     <w:p>
       <w:pPr>
@@ -1264,27 +2761,32 @@
     </w:p>
     <w:p>
       <w:pPr>
-        <w:jc w:val="both"/>
+        <w:pStyle w:val="Heading1"/>
         <w:rPr>
           <w:rFonts w:ascii="Times New Roman" w:hAnsi="Times New Roman" w:cs="Times New Roman"/>
           <w:b/>
           <w:bCs/>
-          <w:sz w:val="26"/>
-          <w:szCs w:val="26"/>
-          <w:lang w:val="id-ID"/>
-        </w:rPr>
-      </w:pPr>
+          <w:color w:val="000000" w:themeColor="text1"/>
+          <w:sz w:val="26"/>
+          <w:szCs w:val="26"/>
+          <w:lang w:val="id-ID"/>
+        </w:rPr>
+      </w:pPr>
+      <w:bookmarkStart w:id="5" w:name="_Toc231305754"/>
       <w:r>
         <w:rPr>
           <w:rFonts w:ascii="Times New Roman" w:hAnsi="Times New Roman" w:cs="Times New Roman"/>
           <w:b/>
           <w:bCs/>
-          <w:sz w:val="26"/>
-          <w:szCs w:val="26"/>
-          <w:lang w:val="id-ID"/>
-        </w:rPr>
+          <w:color w:val="000000" w:themeColor="text1"/>
+          <w:sz w:val="26"/>
+          <w:szCs w:val="26"/>
+          <w:lang w:val="id-ID"/>
+        </w:rPr>
+        <w:lastRenderedPageBreak/>
         <w:t>6. Độ tin cậy và Phục hồi lỗi (Ö&amp;V Ch. 5)</w:t>
       </w:r>
+      <w:bookmarkEnd w:id="5"/>
     </w:p>
     <w:p>
       <w:pPr>
@@ -1325,7 +2827,6 @@
           <w:szCs w:val="26"/>
           <w:lang w:val="id-ID"/>
         </w:rPr>
-        <w:lastRenderedPageBreak/>
         <w:t>Lỗi vị trí (Site failure - §5.4.3): Khi một nút bị sập, API trả về lỗi kết nối. Hệ thống loại bỏ nút đó khỏi tập nội suy và hiển thị trạng thái lỗi trên GUI.</w:t>
       </w:r>
     </w:p>
@@ -1347,31 +2848,54 @@
           <w:szCs w:val="26"/>
           <w:lang w:val="id-ID"/>
         </w:rPr>
-        <w:t>Tính minh bạch lỗi (§1.4.1): Khi có nút trực tuyến, hệ thống tạo ra một khóa sai để giải mã ra "dữ liệu rác" (gibberish). Điều này chứng minh thuộc tính ngưỡng an ninh một cách minh bạch đối với người dùng thay vì chỉ trả về một thông báo lỗi rỗng.</w:t>
+        <w:t xml:space="preserve">Tính minh bạch lỗi (§1.4.1): Khi </w:t>
+      </w:r>
+      <w:r>
+        <w:rPr>
+          <w:rFonts w:ascii="Times New Roman" w:hAnsi="Times New Roman" w:cs="Times New Roman"/>
+          <w:sz w:val="26"/>
+          <w:szCs w:val="26"/>
+          <w:lang w:val="id-ID"/>
+        </w:rPr>
+        <w:t>không đủ</w:t>
+      </w:r>
+      <w:r>
+        <w:rPr>
+          <w:rFonts w:ascii="Times New Roman" w:hAnsi="Times New Roman" w:cs="Times New Roman"/>
+          <w:sz w:val="26"/>
+          <w:szCs w:val="26"/>
+          <w:lang w:val="id-ID"/>
+        </w:rPr>
+        <w:t xml:space="preserve"> nút trực tuyến, hệ thống tạo ra một khóa sai để giải mã ra "dữ liệu rác" (gibberish). Điều này chứng minh thuộc tính ngưỡng an ninh một cách minh bạch đối với người dùng thay vì chỉ trả về một thông báo lỗi rỗng.</w:t>
       </w:r>
     </w:p>
     <w:p>
       <w:pPr>
+        <w:pStyle w:val="Heading1"/>
         <w:rPr>
           <w:rFonts w:ascii="Times New Roman" w:hAnsi="Times New Roman" w:cs="Times New Roman"/>
           <w:b/>
           <w:bCs/>
-          <w:sz w:val="26"/>
-          <w:szCs w:val="26"/>
-          <w:lang w:val="id-ID"/>
-        </w:rPr>
-      </w:pPr>
+          <w:color w:val="000000" w:themeColor="text1"/>
+          <w:sz w:val="26"/>
+          <w:szCs w:val="26"/>
+          <w:lang w:val="id-ID"/>
+        </w:rPr>
+      </w:pPr>
+      <w:bookmarkStart w:id="6" w:name="_Toc231305755"/>
       <w:r>
         <w:rPr>
           <w:rFonts w:ascii="Times New Roman" w:hAnsi="Times New Roman" w:cs="Times New Roman"/>
           <w:b/>
           <w:bCs/>
+          <w:color w:val="000000" w:themeColor="text1"/>
           <w:sz w:val="26"/>
           <w:szCs w:val="26"/>
           <w:lang w:val="id-ID"/>
         </w:rPr>
         <w:t>7. Thiết kế Mật mã học và An toàn thông tin</w:t>
       </w:r>
+      <w:bookmarkEnd w:id="6"/>
     </w:p>
     <w:p>
       <w:pPr>
@@ -1438,26 +2962,31 @@
     </w:p>
     <w:p>
       <w:pPr>
+        <w:pStyle w:val="Heading1"/>
         <w:rPr>
           <w:rFonts w:ascii="Times New Roman" w:hAnsi="Times New Roman" w:cs="Times New Roman"/>
           <w:b/>
           <w:bCs/>
-          <w:sz w:val="26"/>
-          <w:szCs w:val="26"/>
-          <w:lang w:val="id-ID"/>
-        </w:rPr>
-      </w:pPr>
+          <w:color w:val="000000" w:themeColor="text1"/>
+          <w:sz w:val="26"/>
+          <w:szCs w:val="26"/>
+          <w:lang w:val="id-ID"/>
+        </w:rPr>
+      </w:pPr>
+      <w:bookmarkStart w:id="7" w:name="_Toc231305756"/>
       <w:r>
         <w:rPr>
           <w:rFonts w:ascii="Times New Roman" w:hAnsi="Times New Roman" w:cs="Times New Roman"/>
           <w:b/>
           <w:bCs/>
+          <w:color w:val="000000" w:themeColor="text1"/>
           <w:sz w:val="26"/>
           <w:szCs w:val="26"/>
           <w:lang w:val="id-ID"/>
         </w:rPr>
         <w:t>8. Ma trận quyết định thiết kế tổng hợp</w:t>
       </w:r>
+      <w:bookmarkEnd w:id="7"/>
     </w:p>
     <w:tbl>
       <w:tblPr>
@@ -2049,6 +3578,7 @@
                 <w:szCs w:val="26"/>
                 <w:lang w:val="id-ID"/>
               </w:rPr>
+              <w:lastRenderedPageBreak/>
               <w:t>Trường</w:t>
             </w:r>
           </w:p>
@@ -2117,6 +3647,9 @@
                   <m:t>-93)</m:t>
                 </m:r>
                 <m:r>
+                  <m:rPr>
+                    <m:sty m:val="p"/>
+                  </m:rPr>
                   <w:rPr>
                     <w:rFonts w:ascii="Times New Roman" w:hAnsi="Times New Roman" w:cs="Times New Roman"/>
                     <w:sz w:val="26"/>
@@ -2259,7 +3792,6 @@
                 <w:szCs w:val="26"/>
                 <w:lang w:val="id-ID"/>
               </w:rPr>
-              <w:lastRenderedPageBreak/>
               <w:t>Dữ liệu rác khi thiếu mảnh</w:t>
             </w:r>
           </w:p>
@@ -2364,26 +3896,31 @@
     </w:tbl>
     <w:p>
       <w:pPr>
+        <w:pStyle w:val="Heading1"/>
         <w:rPr>
           <w:rFonts w:ascii="Times New Roman" w:hAnsi="Times New Roman" w:cs="Times New Roman"/>
           <w:b/>
           <w:bCs/>
-          <w:sz w:val="26"/>
-          <w:szCs w:val="26"/>
-          <w:lang w:val="id-ID"/>
-        </w:rPr>
-      </w:pPr>
+          <w:color w:val="000000" w:themeColor="text1"/>
+          <w:sz w:val="26"/>
+          <w:szCs w:val="26"/>
+          <w:lang w:val="id-ID"/>
+        </w:rPr>
+      </w:pPr>
+      <w:bookmarkStart w:id="8" w:name="_Toc231305757"/>
       <w:r>
         <w:rPr>
           <w:rFonts w:ascii="Times New Roman" w:hAnsi="Times New Roman" w:cs="Times New Roman"/>
           <w:b/>
           <w:bCs/>
+          <w:color w:val="000000" w:themeColor="text1"/>
           <w:sz w:val="26"/>
           <w:szCs w:val="26"/>
           <w:lang w:val="id-ID"/>
         </w:rPr>
         <w:t>9. Kết luận</w:t>
       </w:r>
+      <w:bookmarkEnd w:id="8"/>
     </w:p>
     <w:p>
       <w:pPr>
@@ -3726,6 +5263,119 @@
     </w:lvl>
   </w:abstractNum>
   <w:abstractNum w:abstractNumId="9" w15:restartNumberingAfterBreak="0">
+    <w:nsid w:val="43A71126"/>
+    <w:multiLevelType w:val="multilevel"/>
+    <w:tmpl w:val="10341B92"/>
+    <w:lvl w:ilvl="0">
+      <w:start w:val="1"/>
+      <w:numFmt w:val="decimal"/>
+      <w:lvlText w:val="%1."/>
+      <w:lvlJc w:val="left"/>
+      <w:pPr>
+        <w:tabs>
+          <w:tab w:val="num" w:pos="720"/>
+        </w:tabs>
+        <w:ind w:left="720" w:hanging="360"/>
+      </w:pPr>
+    </w:lvl>
+    <w:lvl w:ilvl="1" w:tentative="1">
+      <w:start w:val="1"/>
+      <w:numFmt w:val="decimal"/>
+      <w:lvlText w:val="%2."/>
+      <w:lvlJc w:val="left"/>
+      <w:pPr>
+        <w:tabs>
+          <w:tab w:val="num" w:pos="1440"/>
+        </w:tabs>
+        <w:ind w:left="1440" w:hanging="360"/>
+      </w:pPr>
+    </w:lvl>
+    <w:lvl w:ilvl="2" w:tentative="1">
+      <w:start w:val="1"/>
+      <w:numFmt w:val="decimal"/>
+      <w:lvlText w:val="%3."/>
+      <w:lvlJc w:val="left"/>
+      <w:pPr>
+        <w:tabs>
+          <w:tab w:val="num" w:pos="2160"/>
+        </w:tabs>
+        <w:ind w:left="2160" w:hanging="360"/>
+      </w:pPr>
+    </w:lvl>
+    <w:lvl w:ilvl="3" w:tentative="1">
+      <w:start w:val="1"/>
+      <w:numFmt w:val="decimal"/>
+      <w:lvlText w:val="%4."/>
+      <w:lvlJc w:val="left"/>
+      <w:pPr>
+        <w:tabs>
+          <w:tab w:val="num" w:pos="2880"/>
+        </w:tabs>
+        <w:ind w:left="2880" w:hanging="360"/>
+      </w:pPr>
+    </w:lvl>
+    <w:lvl w:ilvl="4" w:tentative="1">
+      <w:start w:val="1"/>
+      <w:numFmt w:val="decimal"/>
+      <w:lvlText w:val="%5."/>
+      <w:lvlJc w:val="left"/>
+      <w:pPr>
+        <w:tabs>
+          <w:tab w:val="num" w:pos="3600"/>
+        </w:tabs>
+        <w:ind w:left="3600" w:hanging="360"/>
+      </w:pPr>
+    </w:lvl>
+    <w:lvl w:ilvl="5" w:tentative="1">
+      <w:start w:val="1"/>
+      <w:numFmt w:val="decimal"/>
+      <w:lvlText w:val="%6."/>
+      <w:lvlJc w:val="left"/>
+      <w:pPr>
+        <w:tabs>
+          <w:tab w:val="num" w:pos="4320"/>
+        </w:tabs>
+        <w:ind w:left="4320" w:hanging="360"/>
+      </w:pPr>
+    </w:lvl>
+    <w:lvl w:ilvl="6" w:tentative="1">
+      <w:start w:val="1"/>
+      <w:numFmt w:val="decimal"/>
+      <w:lvlText w:val="%7."/>
+      <w:lvlJc w:val="left"/>
+      <w:pPr>
+        <w:tabs>
+          <w:tab w:val="num" w:pos="5040"/>
+        </w:tabs>
+        <w:ind w:left="5040" w:hanging="360"/>
+      </w:pPr>
+    </w:lvl>
+    <w:lvl w:ilvl="7" w:tentative="1">
+      <w:start w:val="1"/>
+      <w:numFmt w:val="decimal"/>
+      <w:lvlText w:val="%8."/>
+      <w:lvlJc w:val="left"/>
+      <w:pPr>
+        <w:tabs>
+          <w:tab w:val="num" w:pos="5760"/>
+        </w:tabs>
+        <w:ind w:left="5760" w:hanging="360"/>
+      </w:pPr>
+    </w:lvl>
+    <w:lvl w:ilvl="8" w:tentative="1">
+      <w:start w:val="1"/>
+      <w:numFmt w:val="decimal"/>
+      <w:lvlText w:val="%9."/>
+      <w:lvlJc w:val="left"/>
+      <w:pPr>
+        <w:tabs>
+          <w:tab w:val="num" w:pos="6480"/>
+        </w:tabs>
+        <w:ind w:left="6480" w:hanging="360"/>
+      </w:pPr>
+    </w:lvl>
+  </w:abstractNum>
+  <w:abstractNum w:abstractNumId="10" w15:restartNumberingAfterBreak="0">
     <w:nsid w:val="4F03767E"/>
     <w:multiLevelType w:val="multilevel"/>
     <w:tmpl w:val="250EF6DA"/>
@@ -3874,7 +5524,7 @@
       </w:rPr>
     </w:lvl>
   </w:abstractNum>
-  <w:abstractNum w:abstractNumId="10" w15:restartNumberingAfterBreak="0">
+  <w:abstractNum w:abstractNumId="11" w15:restartNumberingAfterBreak="0">
     <w:nsid w:val="7ACF2C30"/>
     <w:multiLevelType w:val="multilevel"/>
     <w:tmpl w:val="E54C47A2"/>
@@ -3987,7 +5637,7 @@
       </w:pPr>
     </w:lvl>
   </w:abstractNum>
-  <w:abstractNum w:abstractNumId="11" w15:restartNumberingAfterBreak="0">
+  <w:abstractNum w:abstractNumId="12" w15:restartNumberingAfterBreak="0">
     <w:nsid w:val="7DFE4F19"/>
     <w:multiLevelType w:val="multilevel"/>
     <w:tmpl w:val="77D0D112"/>
@@ -4122,18 +5772,21 @@
     <w:abstractNumId w:val="1"/>
   </w:num>
   <w:num w:numId="8" w16cid:durableId="1334072301">
-    <w:abstractNumId w:val="10"/>
+    <w:abstractNumId w:val="11"/>
   </w:num>
   <w:num w:numId="9" w16cid:durableId="1690596619">
     <w:abstractNumId w:val="6"/>
   </w:num>
   <w:num w:numId="10" w16cid:durableId="523714228">
-    <w:abstractNumId w:val="11"/>
+    <w:abstractNumId w:val="12"/>
   </w:num>
   <w:num w:numId="11" w16cid:durableId="997808739">
     <w:abstractNumId w:val="7"/>
   </w:num>
   <w:num w:numId="12" w16cid:durableId="1538005917">
+    <w:abstractNumId w:val="10"/>
+  </w:num>
+  <w:num w:numId="13" w16cid:durableId="253048966">
     <w:abstractNumId w:val="9"/>
   </w:num>
 </w:numbering>
@@ -4539,6 +6192,7 @@
   <w:style w:type="paragraph" w:default="1" w:styleId="Normal">
     <w:name w:val="Normal"/>
     <w:qFormat/>
+    <w:rsid w:val="008A2E2F"/>
     <w:rPr>
       <w:lang w:val="vi-VN"/>
     </w:rPr>
@@ -4745,7 +6399,6 @@
   <w:style w:type="character" w:default="1" w:styleId="DefaultParagraphFont">
     <w:name w:val="Default Paragraph Font"/>
     <w:uiPriority w:val="1"/>
-    <w:semiHidden/>
     <w:unhideWhenUsed/>
   </w:style>
   <w:style w:type="table" w:default="1" w:styleId="TableNormal">
@@ -5085,6 +6738,49 @@
       <w:szCs w:val="24"/>
     </w:rPr>
   </w:style>
+  <w:style w:type="paragraph" w:styleId="TOCHeading">
+    <w:name w:val="TOC Heading"/>
+    <w:basedOn w:val="Heading1"/>
+    <w:next w:val="Normal"/>
+    <w:uiPriority w:val="39"/>
+    <w:unhideWhenUsed/>
+    <w:qFormat/>
+    <w:rsid w:val="00F207DA"/>
+    <w:pPr>
+      <w:spacing w:before="240" w:after="0"/>
+      <w:outlineLvl w:val="9"/>
+    </w:pPr>
+    <w:rPr>
+      <w:kern w:val="0"/>
+      <w:sz w:val="32"/>
+      <w:szCs w:val="32"/>
+      <w:lang w:val="en-US"/>
+      <w14:ligatures w14:val="none"/>
+    </w:rPr>
+  </w:style>
+  <w:style w:type="paragraph" w:styleId="TOC1">
+    <w:name w:val="toc 1"/>
+    <w:basedOn w:val="Normal"/>
+    <w:next w:val="Normal"/>
+    <w:autoRedefine/>
+    <w:uiPriority w:val="39"/>
+    <w:unhideWhenUsed/>
+    <w:rsid w:val="00F207DA"/>
+    <w:pPr>
+      <w:spacing w:after="100"/>
+    </w:pPr>
+  </w:style>
+  <w:style w:type="character" w:styleId="Hyperlink">
+    <w:name w:val="Hyperlink"/>
+    <w:basedOn w:val="DefaultParagraphFont"/>
+    <w:uiPriority w:val="99"/>
+    <w:unhideWhenUsed/>
+    <w:rsid w:val="00F207DA"/>
+    <w:rPr>
+      <w:color w:val="467886" w:themeColor="hyperlink"/>
+      <w:u w:val="single"/>
+    </w:rPr>
+  </w:style>
 </w:styles>
 </file>
 
@@ -5381,4 +7077,16 @@
     </a:ext>
   </a:extLst>
 </a:theme>
+</file>
+
+<file path=customXml/item1.xml><?xml version="1.0" encoding="utf-8"?>
+<b:Sources xmlns:b="http://schemas.openxmlformats.org/officeDocument/2006/bibliography" xmlns="http://schemas.openxmlformats.org/officeDocument/2006/bibliography" SelectedStyle="\APASixthEditionOfficeOnline.xsl" StyleName="APA" Version="6"/>
+</file>
+
+<file path=customXml/itemProps1.xml><?xml version="1.0" encoding="utf-8"?>
+<ds:datastoreItem xmlns:ds="http://schemas.openxmlformats.org/officeDocument/2006/customXml" ds:itemID="{4AEE2DD4-3E76-4874-9715-622A218F8062}">
+  <ds:schemaRefs>
+    <ds:schemaRef ds:uri="http://schemas.openxmlformats.org/officeDocument/2006/bibliography"/>
+  </ds:schemaRefs>
+</ds:datastoreItem>
 </file>